--- a/entregas/plano-contingencia-agua/cenarios/03-agua-fora-do-padrao/cenario-3-agua-fora-do-padrao-procedimento.docx
+++ b/entregas/plano-contingencia-agua/cenarios/03-agua-fora-do-padrao/cenario-3-agua-fora-do-padrao-procedimento.docx
@@ -1830,6 +1830,7 @@
     <w:p>
       <w:pPr>
         <w:keepNext/>
+        <w:pageBreakBefore/>
         <w:pBdr>
           <w:bottom w:val="single" w:sz="8" w:space="5" w:color="2F4162"/>
         </w:pBdr>
@@ -2540,6 +2541,7 @@
     <w:p>
       <w:pPr>
         <w:keepNext/>
+        <w:pageBreakBefore/>
         <w:pBdr>
           <w:bottom w:val="single" w:sz="8" w:space="5" w:color="2F4162"/>
         </w:pBdr>
@@ -3265,6 +3267,7 @@
     <w:p>
       <w:pPr>
         <w:keepNext/>
+        <w:pageBreakBefore/>
         <w:pBdr>
           <w:bottom w:val="single" w:sz="8" w:space="5" w:color="2F4162"/>
         </w:pBdr>
@@ -3664,7 +3667,7 @@
           <w:color w:val="1F2A37"/>
           <w:sz w:val="20"/>
         </w:rPr>
-        <w:t xml:space="preserve">) se grave. Para orientação toxicológica, ver o Disque-Intoxicação no </w:t>
+        <w:t xml:space="preserve">) se grave. Para orientação toxicológica, ver o centro de informação toxicológica no </w:t>
       </w:r>
       <w:r>
         <w:rPr>
@@ -3684,7 +3687,7 @@
           <w:color w:val="1F2A37"/>
           <w:sz w:val="20"/>
         </w:rPr>
-        <w:t xml:space="preserve"> (fase 0). Avisar o </w:t>
+        <w:t xml:space="preserve"> (fase 0; telefone na ficha ⚠). Avisar o </w:t>
       </w:r>
       <w:r>
         <w:rPr>
@@ -4259,53 +4262,48 @@
     </w:p>
     <w:p>
       <w:pPr>
-        <w:tabs>
-          <w:tab w:pos="260" w:val="left"/>
-        </w:tabs>
-        <w:spacing w:after="60" w:before="0" w:line="284" w:lineRule="exact"/>
-        <w:ind w:left="260" w:hanging="260"/>
+        <w:spacing w:after="130" w:before="0" w:line="284" w:lineRule="exact"/>
         <w:jc w:val="both"/>
       </w:pPr>
       <w:r>
         <w:rPr>
           <w:rFonts w:ascii="Arial" w:hAnsi="Arial" w:cs="Arial" w:eastAsia="Arial"/>
-          <w:b w:val="0"/>
-          <w:i w:val="0"/>
-          <w:color w:val="2F4162"/>
-          <w:sz w:val="20"/>
-        </w:rPr>
-        <w:t>1.</w:t>
-        <w:tab/>
-      </w:r>
-      <w:r>
-        <w:rPr>
-          <w:rFonts w:ascii="Arial" w:hAnsi="Arial" w:cs="Arial" w:eastAsia="Arial"/>
-          <w:b w:val="0"/>
-          <w:i w:val="0"/>
-          <w:color w:val="1F2A37"/>
-          <w:sz w:val="20"/>
-        </w:rPr>
-        <w:t xml:space="preserve">Escalar </w:t>
-      </w:r>
-      <w:r>
-        <w:rPr>
-          <w:rFonts w:ascii="Arial" w:hAnsi="Arial" w:cs="Arial" w:eastAsia="Arial"/>
-          <w:b/>
-          <w:i w:val="0"/>
-          <w:color w:val="1F2A37"/>
-          <w:sz w:val="20"/>
-        </w:rPr>
-        <w:t>nível 1 → 2 → 3</w:t>
-      </w:r>
-      <w:r>
-        <w:rPr>
-          <w:rFonts w:ascii="Arial" w:hAnsi="Arial" w:cs="Arial" w:eastAsia="Arial"/>
-          <w:b w:val="0"/>
-          <w:i w:val="0"/>
-          <w:color w:val="1F2A37"/>
-          <w:sz w:val="20"/>
-        </w:rPr>
-        <w:t>, na ordem da ficha.</w:t>
+          <w:b/>
+          <w:i w:val="0"/>
+          <w:color w:val="1F2A37"/>
+          <w:sz w:val="20"/>
+        </w:rPr>
+        <w:t>Comunicação:</w:t>
+      </w:r>
+      <w:r>
+        <w:rPr>
+          <w:rFonts w:ascii="Arial" w:hAnsi="Arial" w:cs="Arial" w:eastAsia="Arial"/>
+          <w:b w:val="0"/>
+          <w:i w:val="0"/>
+          <w:color w:val="1F2A37"/>
+          <w:sz w:val="20"/>
+        </w:rPr>
+        <w:t xml:space="preserve"> classifique o grau da ocorrência (G1, G2 ou G3) e siga o </w:t>
+      </w:r>
+      <w:r>
+        <w:rPr>
+          <w:rFonts w:ascii="Arial" w:hAnsi="Arial" w:cs="Arial" w:eastAsia="Arial"/>
+          <w:b/>
+          <w:i w:val="0"/>
+          <w:color w:val="1F2A37"/>
+          <w:sz w:val="20"/>
+        </w:rPr>
+        <w:t>Cenário T</w:t>
+      </w:r>
+      <w:r>
+        <w:rPr>
+          <w:rFonts w:ascii="Arial" w:hAnsi="Arial" w:cs="Arial" w:eastAsia="Arial"/>
+          <w:b w:val="0"/>
+          <w:i w:val="0"/>
+          <w:color w:val="1F2A37"/>
+          <w:sz w:val="20"/>
+        </w:rPr>
+        <w:t>: quem avisa quem, em que prazo e com que modelo.</w:t>
       </w:r>
     </w:p>
     <w:p>
@@ -4325,88 +4323,38 @@
           <w:color w:val="2F4162"/>
           <w:sz w:val="20"/>
         </w:rPr>
-        <w:t>2.</w:t>
+        <w:t>1.</w:t>
         <w:tab/>
       </w:r>
       <w:r>
         <w:rPr>
           <w:rFonts w:ascii="Arial" w:hAnsi="Arial" w:cs="Arial" w:eastAsia="Arial"/>
-          <w:b/>
-          <w:i w:val="0"/>
-          <w:color w:val="1F2A37"/>
-          <w:sz w:val="20"/>
-        </w:rPr>
-        <w:t>Gestão aciona:</w:t>
-      </w:r>
-      <w:r>
-        <w:rPr>
-          <w:rFonts w:ascii="Arial" w:hAnsi="Arial" w:cs="Arial" w:eastAsia="Arial"/>
-          <w:b w:val="0"/>
-          <w:i w:val="0"/>
-          <w:color w:val="1F2A37"/>
-          <w:sz w:val="20"/>
-        </w:rPr>
-        <w:t xml:space="preserve"> fornecedor de tratamento de água, hidráulica, </w:t>
-      </w:r>
-      <w:r>
-        <w:rPr>
-          <w:rFonts w:ascii="Arial" w:hAnsi="Arial" w:cs="Arial" w:eastAsia="Arial"/>
-          <w:b/>
-          <w:i w:val="0"/>
-          <w:color w:val="1F2A37"/>
-          <w:sz w:val="20"/>
-        </w:rPr>
-        <w:t>laboratório</w:t>
-      </w:r>
-      <w:r>
-        <w:rPr>
-          <w:rFonts w:ascii="Arial" w:hAnsi="Arial" w:cs="Arial" w:eastAsia="Arial"/>
-          <w:b w:val="0"/>
-          <w:i w:val="0"/>
-          <w:color w:val="1F2A37"/>
-          <w:sz w:val="20"/>
-        </w:rPr>
-        <w:t xml:space="preserve"> e, se o síndico decidir, o </w:t>
-      </w:r>
-      <w:r>
-        <w:rPr>
-          <w:rFonts w:ascii="Arial" w:hAnsi="Arial" w:cs="Arial" w:eastAsia="Arial"/>
-          <w:b/>
-          <w:i w:val="0"/>
-          <w:color w:val="1F2A37"/>
-          <w:sz w:val="20"/>
-        </w:rPr>
-        <w:t>consultor especialista</w:t>
-      </w:r>
-      <w:r>
-        <w:rPr>
-          <w:rFonts w:ascii="Arial" w:hAnsi="Arial" w:cs="Arial" w:eastAsia="Arial"/>
-          <w:b w:val="0"/>
-          <w:i w:val="0"/>
-          <w:color w:val="1F2A37"/>
-          <w:sz w:val="20"/>
-        </w:rPr>
-        <w:t xml:space="preserve">. Em suspeita de Legionella, o consultor é acionado </w:t>
-      </w:r>
-      <w:r>
-        <w:rPr>
-          <w:rFonts w:ascii="Arial" w:hAnsi="Arial" w:cs="Arial" w:eastAsia="Arial"/>
-          <w:b/>
-          <w:i w:val="0"/>
-          <w:color w:val="1F2A37"/>
-          <w:sz w:val="20"/>
-        </w:rPr>
-        <w:t>logo no início</w:t>
-      </w:r>
-      <w:r>
-        <w:rPr>
-          <w:rFonts w:ascii="Arial" w:hAnsi="Arial" w:cs="Arial" w:eastAsia="Arial"/>
-          <w:b w:val="0"/>
-          <w:i w:val="0"/>
-          <w:color w:val="1F2A37"/>
-          <w:sz w:val="20"/>
-        </w:rPr>
-        <w:t>.</w:t>
+          <w:b w:val="0"/>
+          <w:i w:val="0"/>
+          <w:color w:val="1F2A37"/>
+          <w:sz w:val="20"/>
+        </w:rPr>
+        <w:t xml:space="preserve">Escalar </w:t>
+      </w:r>
+      <w:r>
+        <w:rPr>
+          <w:rFonts w:ascii="Arial" w:hAnsi="Arial" w:cs="Arial" w:eastAsia="Arial"/>
+          <w:b/>
+          <w:i w:val="0"/>
+          <w:color w:val="1F2A37"/>
+          <w:sz w:val="20"/>
+        </w:rPr>
+        <w:t>nível 1 → 2 → 3</w:t>
+      </w:r>
+      <w:r>
+        <w:rPr>
+          <w:rFonts w:ascii="Arial" w:hAnsi="Arial" w:cs="Arial" w:eastAsia="Arial"/>
+          <w:b w:val="0"/>
+          <w:i w:val="0"/>
+          <w:color w:val="1F2A37"/>
+          <w:sz w:val="20"/>
+        </w:rPr>
+        <w:t>, na ordem da ficha.</w:t>
       </w:r>
     </w:p>
     <w:p>
@@ -4426,7 +4374,7 @@
           <w:color w:val="2F4162"/>
           <w:sz w:val="20"/>
         </w:rPr>
-        <w:t>3.</w:t>
+        <w:t>2.</w:t>
         <w:tab/>
       </w:r>
       <w:r>
@@ -4437,77 +4385,77 @@
           <w:color w:val="1F2A37"/>
           <w:sz w:val="20"/>
         </w:rPr>
-        <w:t>O síndico decide</w:t>
-      </w:r>
-      <w:r>
-        <w:rPr>
-          <w:rFonts w:ascii="Arial" w:hAnsi="Arial" w:cs="Arial" w:eastAsia="Arial"/>
-          <w:b w:val="0"/>
-          <w:i w:val="0"/>
-          <w:color w:val="1F2A37"/>
-          <w:sz w:val="20"/>
-        </w:rPr>
-        <w:t xml:space="preserve"> a comunicação aos locatários e as </w:t>
-      </w:r>
-      <w:r>
-        <w:rPr>
-          <w:rFonts w:ascii="Arial" w:hAnsi="Arial" w:cs="Arial" w:eastAsia="Arial"/>
-          <w:b/>
-          <w:i w:val="0"/>
-          <w:color w:val="1F2A37"/>
-          <w:sz w:val="20"/>
-        </w:rPr>
-        <w:t>notificações externas</w:t>
-      </w:r>
-      <w:r>
-        <w:rPr>
-          <w:rFonts w:ascii="Arial" w:hAnsi="Arial" w:cs="Arial" w:eastAsia="Arial"/>
-          <w:b w:val="0"/>
-          <w:i w:val="0"/>
-          <w:color w:val="1F2A37"/>
-          <w:sz w:val="20"/>
-        </w:rPr>
-        <w:t xml:space="preserve">: vigilância sanitária (ver ramo D, para suspeita clínica) e, se o prédio é abastecido </w:t>
-      </w:r>
-      <w:r>
-        <w:rPr>
-          <w:rFonts w:ascii="Arial" w:hAnsi="Arial" w:cs="Arial" w:eastAsia="Arial"/>
-          <w:b/>
-          <w:i w:val="0"/>
-          <w:color w:val="1F2A37"/>
-          <w:sz w:val="20"/>
-        </w:rPr>
-        <w:t>direto pela rede pública</w:t>
-      </w:r>
-      <w:r>
-        <w:rPr>
-          <w:rFonts w:ascii="Arial" w:hAnsi="Arial" w:cs="Arial" w:eastAsia="Arial"/>
-          <w:b w:val="0"/>
-          <w:i w:val="0"/>
-          <w:color w:val="1F2A37"/>
-          <w:sz w:val="20"/>
-        </w:rPr>
-        <w:t xml:space="preserve"> e a alteração pode ter vindo da rede, a </w:t>
-      </w:r>
-      <w:r>
-        <w:rPr>
-          <w:rFonts w:ascii="Arial" w:hAnsi="Arial" w:cs="Arial" w:eastAsia="Arial"/>
-          <w:b/>
-          <w:i w:val="0"/>
-          <w:color w:val="1F2A37"/>
-          <w:sz w:val="20"/>
-        </w:rPr>
-        <w:t>concessionária</w:t>
-      </w:r>
-      <w:r>
-        <w:rPr>
-          <w:rFonts w:ascii="Arial" w:hAnsi="Arial" w:cs="Arial" w:eastAsia="Arial"/>
-          <w:b w:val="0"/>
-          <w:i w:val="0"/>
-          <w:color w:val="1F2A37"/>
-          <w:sz w:val="20"/>
-        </w:rPr>
-        <w:t xml:space="preserve"> ⚠. Em dúvida jurídica, acionar o jurídico.</w:t>
+        <w:t>Gestão aciona:</w:t>
+      </w:r>
+      <w:r>
+        <w:rPr>
+          <w:rFonts w:ascii="Arial" w:hAnsi="Arial" w:cs="Arial" w:eastAsia="Arial"/>
+          <w:b w:val="0"/>
+          <w:i w:val="0"/>
+          <w:color w:val="1F2A37"/>
+          <w:sz w:val="20"/>
+        </w:rPr>
+        <w:t xml:space="preserve"> fornecedor de tratamento de água, hidráulica, </w:t>
+      </w:r>
+      <w:r>
+        <w:rPr>
+          <w:rFonts w:ascii="Arial" w:hAnsi="Arial" w:cs="Arial" w:eastAsia="Arial"/>
+          <w:b/>
+          <w:i w:val="0"/>
+          <w:color w:val="1F2A37"/>
+          <w:sz w:val="20"/>
+        </w:rPr>
+        <w:t>laboratório</w:t>
+      </w:r>
+      <w:r>
+        <w:rPr>
+          <w:rFonts w:ascii="Arial" w:hAnsi="Arial" w:cs="Arial" w:eastAsia="Arial"/>
+          <w:b w:val="0"/>
+          <w:i w:val="0"/>
+          <w:color w:val="1F2A37"/>
+          <w:sz w:val="20"/>
+        </w:rPr>
+        <w:t xml:space="preserve"> e, se o síndico decidir, o </w:t>
+      </w:r>
+      <w:r>
+        <w:rPr>
+          <w:rFonts w:ascii="Arial" w:hAnsi="Arial" w:cs="Arial" w:eastAsia="Arial"/>
+          <w:b/>
+          <w:i w:val="0"/>
+          <w:color w:val="1F2A37"/>
+          <w:sz w:val="20"/>
+        </w:rPr>
+        <w:t>consultor especialista</w:t>
+      </w:r>
+      <w:r>
+        <w:rPr>
+          <w:rFonts w:ascii="Arial" w:hAnsi="Arial" w:cs="Arial" w:eastAsia="Arial"/>
+          <w:b w:val="0"/>
+          <w:i w:val="0"/>
+          <w:color w:val="1F2A37"/>
+          <w:sz w:val="20"/>
+        </w:rPr>
+        <w:t xml:space="preserve">. Em suspeita de Legionella, o consultor é acionado </w:t>
+      </w:r>
+      <w:r>
+        <w:rPr>
+          <w:rFonts w:ascii="Arial" w:hAnsi="Arial" w:cs="Arial" w:eastAsia="Arial"/>
+          <w:b/>
+          <w:i w:val="0"/>
+          <w:color w:val="1F2A37"/>
+          <w:sz w:val="20"/>
+        </w:rPr>
+        <w:t>logo no início</w:t>
+      </w:r>
+      <w:r>
+        <w:rPr>
+          <w:rFonts w:ascii="Arial" w:hAnsi="Arial" w:cs="Arial" w:eastAsia="Arial"/>
+          <w:b w:val="0"/>
+          <w:i w:val="0"/>
+          <w:color w:val="1F2A37"/>
+          <w:sz w:val="20"/>
+        </w:rPr>
+        <w:t>.</w:t>
       </w:r>
     </w:p>
     <w:p>
@@ -4527,7 +4475,7 @@
           <w:color w:val="2F4162"/>
           <w:sz w:val="20"/>
         </w:rPr>
-        <w:t>4.</w:t>
+        <w:t>3.</w:t>
         <w:tab/>
       </w:r>
       <w:r>
@@ -4538,53 +4486,77 @@
           <w:color w:val="1F2A37"/>
           <w:sz w:val="20"/>
         </w:rPr>
-        <w:t>Comunicar por escrito</w:t>
-      </w:r>
-      <w:r>
-        <w:rPr>
-          <w:rFonts w:ascii="Arial" w:hAnsi="Arial" w:cs="Arial" w:eastAsia="Arial"/>
-          <w:b w:val="0"/>
-          <w:i w:val="0"/>
-          <w:color w:val="1F2A37"/>
-          <w:sz w:val="20"/>
-        </w:rPr>
-        <w:t xml:space="preserve"> (modelos na seção 11). </w:t>
-      </w:r>
-      <w:r>
-        <w:rPr>
-          <w:rFonts w:ascii="Arial" w:hAnsi="Arial" w:cs="Arial" w:eastAsia="Arial"/>
-          <w:b/>
-          <w:i w:val="0"/>
-          <w:color w:val="1F2A37"/>
-          <w:sz w:val="20"/>
-        </w:rPr>
-        <w:t>Não afirmar a causa</w:t>
-      </w:r>
-      <w:r>
-        <w:rPr>
-          <w:rFonts w:ascii="Arial" w:hAnsi="Arial" w:cs="Arial" w:eastAsia="Arial"/>
-          <w:b w:val="0"/>
-          <w:i w:val="0"/>
-          <w:color w:val="1F2A37"/>
-          <w:sz w:val="20"/>
-        </w:rPr>
-        <w:t xml:space="preserve"> antes de confirmada: informar o que se sabe, o que se faz e quando haverá nova informação.</w:t>
-      </w:r>
-    </w:p>
-    <w:p>
-      <w:pPr>
-        <w:keepNext/>
-        <w:spacing w:after="80" w:before="240" w:line="280" w:lineRule="exact"/>
-      </w:pPr>
-      <w:r>
-        <w:rPr>
-          <w:rFonts w:ascii="Arial" w:hAnsi="Arial" w:cs="Arial" w:eastAsia="Arial"/>
-          <w:b/>
-          <w:i w:val="0"/>
-          <w:color w:val="1F2A37"/>
-          <w:sz w:val="22"/>
-        </w:rPr>
-        <w:t>Fase 3 — Coletar amostras ANTES de descarregar e medir em campo (T+30 min a T+4 h) ⚠</w:t>
+        <w:t>O síndico decide</w:t>
+      </w:r>
+      <w:r>
+        <w:rPr>
+          <w:rFonts w:ascii="Arial" w:hAnsi="Arial" w:cs="Arial" w:eastAsia="Arial"/>
+          <w:b w:val="0"/>
+          <w:i w:val="0"/>
+          <w:color w:val="1F2A37"/>
+          <w:sz w:val="20"/>
+        </w:rPr>
+        <w:t xml:space="preserve"> a comunicação aos locatários e as </w:t>
+      </w:r>
+      <w:r>
+        <w:rPr>
+          <w:rFonts w:ascii="Arial" w:hAnsi="Arial" w:cs="Arial" w:eastAsia="Arial"/>
+          <w:b/>
+          <w:i w:val="0"/>
+          <w:color w:val="1F2A37"/>
+          <w:sz w:val="20"/>
+        </w:rPr>
+        <w:t>notificações externas</w:t>
+      </w:r>
+      <w:r>
+        <w:rPr>
+          <w:rFonts w:ascii="Arial" w:hAnsi="Arial" w:cs="Arial" w:eastAsia="Arial"/>
+          <w:b w:val="0"/>
+          <w:i w:val="0"/>
+          <w:color w:val="1F2A37"/>
+          <w:sz w:val="20"/>
+        </w:rPr>
+        <w:t xml:space="preserve">: vigilância sanitária (ver ramo D, para suspeita clínica) e, se o prédio é abastecido </w:t>
+      </w:r>
+      <w:r>
+        <w:rPr>
+          <w:rFonts w:ascii="Arial" w:hAnsi="Arial" w:cs="Arial" w:eastAsia="Arial"/>
+          <w:b/>
+          <w:i w:val="0"/>
+          <w:color w:val="1F2A37"/>
+          <w:sz w:val="20"/>
+        </w:rPr>
+        <w:t>direto pela rede pública</w:t>
+      </w:r>
+      <w:r>
+        <w:rPr>
+          <w:rFonts w:ascii="Arial" w:hAnsi="Arial" w:cs="Arial" w:eastAsia="Arial"/>
+          <w:b w:val="0"/>
+          <w:i w:val="0"/>
+          <w:color w:val="1F2A37"/>
+          <w:sz w:val="20"/>
+        </w:rPr>
+        <w:t xml:space="preserve"> e a alteração pode ter vindo da rede, a </w:t>
+      </w:r>
+      <w:r>
+        <w:rPr>
+          <w:rFonts w:ascii="Arial" w:hAnsi="Arial" w:cs="Arial" w:eastAsia="Arial"/>
+          <w:b/>
+          <w:i w:val="0"/>
+          <w:color w:val="1F2A37"/>
+          <w:sz w:val="20"/>
+        </w:rPr>
+        <w:t>concessionária</w:t>
+      </w:r>
+      <w:r>
+        <w:rPr>
+          <w:rFonts w:ascii="Arial" w:hAnsi="Arial" w:cs="Arial" w:eastAsia="Arial"/>
+          <w:b w:val="0"/>
+          <w:i w:val="0"/>
+          <w:color w:val="1F2A37"/>
+          <w:sz w:val="20"/>
+        </w:rPr>
+        <w:t xml:space="preserve"> ⚠. Em dúvida jurídica, acionar o jurídico.</w:t>
       </w:r>
     </w:p>
     <w:p>
@@ -4604,7 +4576,7 @@
           <w:color w:val="2F4162"/>
           <w:sz w:val="20"/>
         </w:rPr>
-        <w:t>1.</w:t>
+        <w:t>4.</w:t>
         <w:tab/>
       </w:r>
       <w:r>
@@ -4615,37 +4587,53 @@
           <w:color w:val="1F2A37"/>
           <w:sz w:val="20"/>
         </w:rPr>
-        <w:t>Medições de campo</w:t>
-      </w:r>
-      <w:r>
-        <w:rPr>
-          <w:rFonts w:ascii="Arial" w:hAnsi="Arial" w:cs="Arial" w:eastAsia="Arial"/>
-          <w:b w:val="0"/>
-          <w:i w:val="0"/>
-          <w:color w:val="1F2A37"/>
-          <w:sz w:val="20"/>
-        </w:rPr>
-        <w:t xml:space="preserve"> (kit da equipe), com hora e ponto: </w:t>
-      </w:r>
-      <w:r>
-        <w:rPr>
-          <w:rFonts w:ascii="Arial" w:hAnsi="Arial" w:cs="Arial" w:eastAsia="Arial"/>
-          <w:b/>
-          <w:i w:val="0"/>
-          <w:color w:val="1F2A37"/>
-          <w:sz w:val="20"/>
-        </w:rPr>
-        <w:t>cloro residual</w:t>
-      </w:r>
-      <w:r>
-        <w:rPr>
-          <w:rFonts w:ascii="Arial" w:hAnsi="Arial" w:cs="Arial" w:eastAsia="Arial"/>
-          <w:b w:val="0"/>
-          <w:i w:val="0"/>
-          <w:color w:val="1F2A37"/>
-          <w:sz w:val="20"/>
-        </w:rPr>
-        <w:t>, cor, odor, aspecto. Repetir em intervalos definidos pelo responsável da manutenção.</w:t>
+        <w:t>Comunicar por escrito</w:t>
+      </w:r>
+      <w:r>
+        <w:rPr>
+          <w:rFonts w:ascii="Arial" w:hAnsi="Arial" w:cs="Arial" w:eastAsia="Arial"/>
+          <w:b w:val="0"/>
+          <w:i w:val="0"/>
+          <w:color w:val="1F2A37"/>
+          <w:sz w:val="20"/>
+        </w:rPr>
+        <w:t xml:space="preserve"> (modelos na seção 11). </w:t>
+      </w:r>
+      <w:r>
+        <w:rPr>
+          <w:rFonts w:ascii="Arial" w:hAnsi="Arial" w:cs="Arial" w:eastAsia="Arial"/>
+          <w:b/>
+          <w:i w:val="0"/>
+          <w:color w:val="1F2A37"/>
+          <w:sz w:val="20"/>
+        </w:rPr>
+        <w:t>Não afirmar a causa</w:t>
+      </w:r>
+      <w:r>
+        <w:rPr>
+          <w:rFonts w:ascii="Arial" w:hAnsi="Arial" w:cs="Arial" w:eastAsia="Arial"/>
+          <w:b w:val="0"/>
+          <w:i w:val="0"/>
+          <w:color w:val="1F2A37"/>
+          <w:sz w:val="20"/>
+        </w:rPr>
+        <w:t xml:space="preserve"> antes de confirmada: informar o que se sabe, o que se faz e quando haverá nova informação.</w:t>
+      </w:r>
+    </w:p>
+    <w:p>
+      <w:pPr>
+        <w:keepNext/>
+        <w:spacing w:after="80" w:before="240" w:line="280" w:lineRule="exact"/>
+      </w:pPr>
+      <w:r>
+        <w:rPr>
+          <w:rFonts w:ascii="Arial" w:hAnsi="Arial" w:cs="Arial" w:eastAsia="Arial"/>
+          <w:b/>
+          <w:i w:val="0"/>
+          <w:color w:val="1F2A37"/>
+          <w:sz w:val="22"/>
+        </w:rPr>
+        <w:t>Fase 3 — Coletar amostras ANTES de descarregar e medir em campo (T+30 min a T+4 h) ⚠</w:t>
       </w:r>
     </w:p>
     <w:p>
@@ -4665,7 +4653,7 @@
           <w:color w:val="2F4162"/>
           <w:sz w:val="20"/>
         </w:rPr>
-        <w:t>2.</w:t>
+        <w:t>1.</w:t>
         <w:tab/>
       </w:r>
       <w:r>
@@ -4676,57 +4664,37 @@
           <w:color w:val="1F2A37"/>
           <w:sz w:val="20"/>
         </w:rPr>
-        <w:t>Coletar amostras antes de qualquer descarga</w:t>
-      </w:r>
-      <w:r>
-        <w:rPr>
-          <w:rFonts w:ascii="Arial" w:hAnsi="Arial" w:cs="Arial" w:eastAsia="Arial"/>
-          <w:b w:val="0"/>
-          <w:i w:val="0"/>
-          <w:color w:val="1F2A37"/>
-          <w:sz w:val="20"/>
-        </w:rPr>
-        <w:t xml:space="preserve">, com </w:t>
-      </w:r>
-      <w:r>
-        <w:rPr>
-          <w:rFonts w:ascii="Arial" w:hAnsi="Arial" w:cs="Arial" w:eastAsia="Arial"/>
-          <w:b/>
-          <w:i w:val="0"/>
-          <w:color w:val="1F2A37"/>
-          <w:sz w:val="20"/>
-        </w:rPr>
-        <w:t>laboratório com acreditação ABNT NBR ISO/IEC 17025 ⚠</w:t>
-      </w:r>
-      <w:r>
-        <w:rPr>
-          <w:rFonts w:ascii="Arial" w:hAnsi="Arial" w:cs="Arial" w:eastAsia="Arial"/>
-          <w:b w:val="0"/>
-          <w:i w:val="0"/>
-          <w:color w:val="1F2A37"/>
-          <w:sz w:val="20"/>
-        </w:rPr>
-        <w:t xml:space="preserve">, frasco e conservação indicados por ele e </w:t>
-      </w:r>
-      <w:r>
-        <w:rPr>
-          <w:rFonts w:ascii="Arial" w:hAnsi="Arial" w:cs="Arial" w:eastAsia="Arial"/>
-          <w:b/>
-          <w:i w:val="0"/>
-          <w:color w:val="1F2A37"/>
-          <w:sz w:val="20"/>
-        </w:rPr>
-        <w:t>cadeia de custódia</w:t>
-      </w:r>
-      <w:r>
-        <w:rPr>
-          <w:rFonts w:ascii="Arial" w:hAnsi="Arial" w:cs="Arial" w:eastAsia="Arial"/>
-          <w:b w:val="0"/>
-          <w:i w:val="0"/>
-          <w:color w:val="1F2A37"/>
-          <w:sz w:val="20"/>
-        </w:rPr>
-        <w:t xml:space="preserve"> (seção 7).</w:t>
+        <w:t>Medições de campo</w:t>
+      </w:r>
+      <w:r>
+        <w:rPr>
+          <w:rFonts w:ascii="Arial" w:hAnsi="Arial" w:cs="Arial" w:eastAsia="Arial"/>
+          <w:b w:val="0"/>
+          <w:i w:val="0"/>
+          <w:color w:val="1F2A37"/>
+          <w:sz w:val="20"/>
+        </w:rPr>
+        <w:t xml:space="preserve"> (kit da equipe), com hora e ponto: </w:t>
+      </w:r>
+      <w:r>
+        <w:rPr>
+          <w:rFonts w:ascii="Arial" w:hAnsi="Arial" w:cs="Arial" w:eastAsia="Arial"/>
+          <w:b/>
+          <w:i w:val="0"/>
+          <w:color w:val="1F2A37"/>
+          <w:sz w:val="20"/>
+        </w:rPr>
+        <w:t>cloro residual</w:t>
+      </w:r>
+      <w:r>
+        <w:rPr>
+          <w:rFonts w:ascii="Arial" w:hAnsi="Arial" w:cs="Arial" w:eastAsia="Arial"/>
+          <w:b w:val="0"/>
+          <w:i w:val="0"/>
+          <w:color w:val="1F2A37"/>
+          <w:sz w:val="20"/>
+        </w:rPr>
+        <w:t>, cor, odor, aspecto. Repetir em intervalos definidos pelo responsável da manutenção.</w:t>
       </w:r>
     </w:p>
     <w:p>
@@ -4746,6 +4714,87 @@
           <w:color w:val="2F4162"/>
           <w:sz w:val="20"/>
         </w:rPr>
+        <w:t>2.</w:t>
+        <w:tab/>
+      </w:r>
+      <w:r>
+        <w:rPr>
+          <w:rFonts w:ascii="Arial" w:hAnsi="Arial" w:cs="Arial" w:eastAsia="Arial"/>
+          <w:b/>
+          <w:i w:val="0"/>
+          <w:color w:val="1F2A37"/>
+          <w:sz w:val="20"/>
+        </w:rPr>
+        <w:t>Coletar amostras antes de qualquer descarga</w:t>
+      </w:r>
+      <w:r>
+        <w:rPr>
+          <w:rFonts w:ascii="Arial" w:hAnsi="Arial" w:cs="Arial" w:eastAsia="Arial"/>
+          <w:b w:val="0"/>
+          <w:i w:val="0"/>
+          <w:color w:val="1F2A37"/>
+          <w:sz w:val="20"/>
+        </w:rPr>
+        <w:t xml:space="preserve">, com </w:t>
+      </w:r>
+      <w:r>
+        <w:rPr>
+          <w:rFonts w:ascii="Arial" w:hAnsi="Arial" w:cs="Arial" w:eastAsia="Arial"/>
+          <w:b/>
+          <w:i w:val="0"/>
+          <w:color w:val="1F2A37"/>
+          <w:sz w:val="20"/>
+        </w:rPr>
+        <w:t>laboratório com acreditação ABNT NBR ISO/IEC 17025 ⚠</w:t>
+      </w:r>
+      <w:r>
+        <w:rPr>
+          <w:rFonts w:ascii="Arial" w:hAnsi="Arial" w:cs="Arial" w:eastAsia="Arial"/>
+          <w:b w:val="0"/>
+          <w:i w:val="0"/>
+          <w:color w:val="1F2A37"/>
+          <w:sz w:val="20"/>
+        </w:rPr>
+        <w:t xml:space="preserve">, frasco e conservação indicados por ele e </w:t>
+      </w:r>
+      <w:r>
+        <w:rPr>
+          <w:rFonts w:ascii="Arial" w:hAnsi="Arial" w:cs="Arial" w:eastAsia="Arial"/>
+          <w:b/>
+          <w:i w:val="0"/>
+          <w:color w:val="1F2A37"/>
+          <w:sz w:val="20"/>
+        </w:rPr>
+        <w:t>cadeia de custódia</w:t>
+      </w:r>
+      <w:r>
+        <w:rPr>
+          <w:rFonts w:ascii="Arial" w:hAnsi="Arial" w:cs="Arial" w:eastAsia="Arial"/>
+          <w:b w:val="0"/>
+          <w:i w:val="0"/>
+          <w:color w:val="1F2A37"/>
+          <w:sz w:val="20"/>
+        </w:rPr>
+        <w:t xml:space="preserve"> (seção 7).</w:t>
+      </w:r>
+    </w:p>
+    <w:p>
+      <w:pPr>
+        <w:tabs>
+          <w:tab w:pos="260" w:val="left"/>
+        </w:tabs>
+        <w:spacing w:after="60" w:before="0" w:line="284" w:lineRule="exact"/>
+        <w:ind w:left="260" w:hanging="260"/>
+        <w:jc w:val="both"/>
+      </w:pPr>
+      <w:r>
+        <w:rPr>
+          <w:rFonts w:ascii="Arial" w:hAnsi="Arial" w:cs="Arial" w:eastAsia="Arial"/>
+          <w:b w:val="0"/>
+          <w:i w:val="0"/>
+          <w:color w:val="2F4162"/>
+          <w:sz w:val="20"/>
+        </w:rPr>
         <w:t>3.</w:t>
         <w:tab/>
       </w:r>
@@ -6080,12 +6129,13 @@
           <w:color w:val="1F2A37"/>
           <w:sz w:val="20"/>
         </w:rPr>
-        <w:t xml:space="preserve"> por período definido pelo consultor ⚠ (ronda e cloro residual com registro).</w:t>
+        <w:t xml:space="preserve"> por período definido pelo responsável técnico ⚠ (sugestão: 30 dias, como nos demais cenários; ronda e cloro residual com registro).</w:t>
       </w:r>
     </w:p>
     <w:p>
       <w:pPr>
         <w:keepNext/>
+        <w:pageBreakBefore/>
         <w:pBdr>
           <w:bottom w:val="single" w:sz="8" w:space="5" w:color="2F4162"/>
         </w:pBdr>
@@ -6921,6 +6971,7 @@
     <w:p>
       <w:pPr>
         <w:keepNext/>
+        <w:pageBreakBefore/>
         <w:pBdr>
           <w:bottom w:val="single" w:sz="8" w:space="5" w:color="2F4162"/>
         </w:pBdr>
@@ -11550,7 +11601,7 @@
           <w:color w:val="1F2A37"/>
           <w:sz w:val="20"/>
         </w:rPr>
-        <w:t>, correção da causa, autorização escrita do síndico). Monitoramento reforçado por período definido pelo consultor ⚠.</w:t>
+        <w:t>, correção da causa, autorização escrita do síndico). Monitoramento reforçado por período definido pelo responsável técnico ⚠ (sugestão: 30 dias).</w:t>
       </w:r>
     </w:p>
     <w:p>
@@ -11988,6 +12039,7 @@
     <w:p>
       <w:pPr>
         <w:keepNext/>
+        <w:pageBreakBefore/>
         <w:pBdr>
           <w:bottom w:val="single" w:sz="8" w:space="5" w:color="2F4162"/>
         </w:pBdr>
@@ -13262,7 +13314,7 @@
           <w:color w:val="1F2A37"/>
           <w:sz w:val="20"/>
         </w:rPr>
-        <w:t xml:space="preserve"> por período definido pelo consultor ⚠ (ronda diária na sentinela, cloro com registro).</w:t>
+        <w:t xml:space="preserve"> por período definido pelo responsável técnico ⚠ (sugestão: 30 dias; ronda diária na sentinela, cloro com registro).</w:t>
       </w:r>
     </w:p>
     <w:p>
@@ -14530,6 +14582,7 @@
     <w:p>
       <w:pPr>
         <w:keepNext/>
+        <w:pageBreakBefore/>
         <w:pBdr>
           <w:bottom w:val="single" w:sz="8" w:space="5" w:color="2F4162"/>
         </w:pBdr>
@@ -14544,6 +14597,122 @@
           <w:sz w:val="27"/>
         </w:rPr>
         <w:t>11. Modelos de comunicação</w:t>
+      </w:r>
+    </w:p>
+    <w:p>
+      <w:pPr>
+        <w:spacing w:after="130" w:before="0" w:line="284" w:lineRule="exact"/>
+        <w:jc w:val="both"/>
+      </w:pPr>
+      <w:r>
+        <w:rPr>
+          <w:rFonts w:ascii="Arial" w:hAnsi="Arial" w:cs="Arial" w:eastAsia="Arial"/>
+          <w:b w:val="0"/>
+          <w:i w:val="0"/>
+          <w:color w:val="1F2A37"/>
+          <w:sz w:val="20"/>
+        </w:rPr>
+        <w:t xml:space="preserve">Os </w:t>
+      </w:r>
+      <w:r>
+        <w:rPr>
+          <w:rFonts w:ascii="Arial" w:hAnsi="Arial" w:cs="Arial" w:eastAsia="Arial"/>
+          <w:b/>
+          <w:i w:val="0"/>
+          <w:color w:val="1F2A37"/>
+          <w:sz w:val="20"/>
+        </w:rPr>
+        <w:t>modelos-padrão</w:t>
+      </w:r>
+      <w:r>
+        <w:rPr>
+          <w:rFonts w:ascii="Arial" w:hAnsi="Arial" w:cs="Arial" w:eastAsia="Arial"/>
+          <w:b w:val="0"/>
+          <w:i w:val="0"/>
+          <w:color w:val="1F2A37"/>
+          <w:sz w:val="20"/>
+        </w:rPr>
+        <w:t xml:space="preserve"> de aviso (9.1 a 9.11), a </w:t>
+      </w:r>
+      <w:r>
+        <w:rPr>
+          <w:rFonts w:ascii="Arial" w:hAnsi="Arial" w:cs="Arial" w:eastAsia="Arial"/>
+          <w:b/>
+          <w:i w:val="0"/>
+          <w:color w:val="1F2A37"/>
+          <w:sz w:val="20"/>
+        </w:rPr>
+        <w:t>classificação G1, G2 e G3</w:t>
+      </w:r>
+      <w:r>
+        <w:rPr>
+          <w:rFonts w:ascii="Arial" w:hAnsi="Arial" w:cs="Arial" w:eastAsia="Arial"/>
+          <w:b w:val="0"/>
+          <w:i w:val="0"/>
+          <w:color w:val="1F2A37"/>
+          <w:sz w:val="20"/>
+        </w:rPr>
+        <w:t xml:space="preserve"> e a </w:t>
+      </w:r>
+      <w:r>
+        <w:rPr>
+          <w:rFonts w:ascii="Arial" w:hAnsi="Arial" w:cs="Arial" w:eastAsia="Arial"/>
+          <w:b/>
+          <w:i w:val="0"/>
+          <w:color w:val="1F2A37"/>
+          <w:sz w:val="20"/>
+        </w:rPr>
+        <w:t>matriz de destinatários</w:t>
+      </w:r>
+      <w:r>
+        <w:rPr>
+          <w:rFonts w:ascii="Arial" w:hAnsi="Arial" w:cs="Arial" w:eastAsia="Arial"/>
+          <w:b w:val="0"/>
+          <w:i w:val="0"/>
+          <w:color w:val="1F2A37"/>
+          <w:sz w:val="20"/>
+        </w:rPr>
+        <w:t xml:space="preserve"> estão no </w:t>
+      </w:r>
+      <w:r>
+        <w:rPr>
+          <w:rFonts w:ascii="Arial" w:hAnsi="Arial" w:cs="Arial" w:eastAsia="Arial"/>
+          <w:b/>
+          <w:i w:val="0"/>
+          <w:color w:val="1F2A37"/>
+          <w:sz w:val="20"/>
+        </w:rPr>
+        <w:t>Cenário T</w:t>
+      </w:r>
+      <w:r>
+        <w:rPr>
+          <w:rFonts w:ascii="Arial" w:hAnsi="Arial" w:cs="Arial" w:eastAsia="Arial"/>
+          <w:b w:val="0"/>
+          <w:i w:val="0"/>
+          <w:color w:val="1F2A37"/>
+          <w:sz w:val="20"/>
+        </w:rPr>
+        <w:t xml:space="preserve">. Os modelos abaixo são </w:t>
+      </w:r>
+      <w:r>
+        <w:rPr>
+          <w:rFonts w:ascii="Arial" w:hAnsi="Arial" w:cs="Arial" w:eastAsia="Arial"/>
+          <w:b/>
+          <w:i w:val="0"/>
+          <w:color w:val="1F2A37"/>
+          <w:sz w:val="20"/>
+        </w:rPr>
+        <w:t>específicos deste cenário</w:t>
+      </w:r>
+      <w:r>
+        <w:rPr>
+          <w:rFonts w:ascii="Arial" w:hAnsi="Arial" w:cs="Arial" w:eastAsia="Arial"/>
+          <w:b w:val="0"/>
+          <w:i w:val="0"/>
+          <w:color w:val="1F2A37"/>
+          <w:sz w:val="20"/>
+        </w:rPr>
+        <w:t>.</w:t>
       </w:r>
     </w:p>
     <w:p>
@@ -15039,6 +15208,7 @@
     <w:p>
       <w:pPr>
         <w:keepNext/>
+        <w:pageBreakBefore/>
         <w:pBdr>
           <w:bottom w:val="single" w:sz="8" w:space="5" w:color="2F4162"/>
         </w:pBdr>
@@ -15899,6 +16069,7 @@
     <w:p>
       <w:pPr>
         <w:keepNext/>
+        <w:pageBreakBefore/>
         <w:pBdr>
           <w:bottom w:val="single" w:sz="8" w:space="5" w:color="2F4162"/>
         </w:pBdr>
@@ -16851,6 +17022,7 @@
     <w:p>
       <w:pPr>
         <w:keepNext/>
+        <w:pageBreakBefore/>
         <w:pBdr>
           <w:bottom w:val="single" w:sz="8" w:space="5" w:color="2F4162"/>
         </w:pBdr>
